--- a/작성 서류 - yun/2_업무-시스템_연계기술서_영종센터.docx
+++ b/작성 서류 - yun/2_업무-시스템_연계기술서_영종센터.docx
@@ -56,7 +56,7 @@
           <w:sz w:val="22"/>
           <w:szCs w:val="22"/>
         </w:rPr>
-        <w:t xml:space="preserve">Tracx Logis 영종센터 · Business–System Integration Specification</w:t>
+        <w:t xml:space="preserve">트랙스로지스 영종센터 · Business–System Integration Specification</w:t>
       </w:r>
     </w:p>
     <w:p>
@@ -82,7 +82,7 @@
           <w:sz w:val="18"/>
           <w:szCs w:val="18"/>
         </w:rPr>
-        <w:t xml:space="preserve">Tracx Logis</w:t>
+        <w:t xml:space="preserve">트랙스로지스코리아(주) (TracX Logis Korea)</w:t>
       </w:r>
     </w:p>
     <w:p>
@@ -212,7 +212,7 @@
           <w:sz w:val="18"/>
           <w:szCs w:val="18"/>
         </w:rPr>
-        <w:t xml:space="preserve">2026-07-13</w:t>
+        <w:t xml:space="preserve">2026-09-30</w:t>
       </w:r>
     </w:p>
     <w:p>
@@ -689,6 +689,7 @@
       <w:pPr>
         <w:sectPr>
           <w:footerReference w:type="default" r:id="rId7"/>
+          <w:headerReference w:type="default" r:id="rId12"/>
           <w:pgSz w:w="11906" w:h="16838" w:orient="portrait"/>
           <w:pgMar w:top="1440" w:right="1440" w:bottom="1440" w:left="1440" w:header="708" w:footer="708" w:gutter="0"/>
           <w:pgNumType/>
@@ -749,7 +750,7 @@
           <w:sz w:val="20"/>
           <w:szCs w:val="20"/>
         </w:rPr>
-        <w:t xml:space="preserve">본 기술서는 Tracx Logis 영종센터의 물류 업무 프로세스와 이를 지원하는 자체개발 정보시스템(Smartship·SW·TLPS) 및 자동화 설비·PDA 간의 연계 구조, 데이터 흐름, 인터페이스 명세, 데이터 표준, 예외 처리, 운영 관리 기준을 정의한다. 재고형(WMS 건)과 셀러 발송분(TMS 건)이 각 단계에서 어떤 시스템·설비를 통해 처리되고 데이터가 어떻게 전달·정합되는지를 명확히 하여 연계 오류와 데이터 불일치를 방지하는 것을 목적으로 한다.</w:t>
+        <w:t xml:space="preserve">본 기술서는 트랙스로지스 영종센터의 물류 업무 프로세스와 이를 지원하는 자체개발 정보시스템(Smartship·SW·TLPS) 및 자동화 설비·PDA 간의 연계 구조, 데이터 흐름, 인터페이스 명세, 데이터 표준, 예외 처리, 운영 관리 기준을 정의한다. 재고형(WMS 건)과 셀러 발송분(TMS 건)이 각 단계에서 어떤 시스템·설비를 통해 처리되고 데이터가 어떻게 전달·정합되는지를 명확히 하여 연계 오류와 데이터 불일치를 방지하는 것을 목적으로 한다.</w:t>
       </w:r>
     </w:p>
     <w:p>
@@ -13093,7 +13094,7 @@
           <w:sz w:val="24"/>
           <w:szCs w:val="24"/>
         </w:rPr>
-        <w:t xml:space="preserve">9.4 연계 SLA(예시)</w:t>
+        <w:t xml:space="preserve">9.4 연계 SLA(목표)</w:t>
       </w:r>
     </w:p>
     <w:tbl>
@@ -13432,7 +13433,7 @@
           <w:sz w:val="20"/>
           <w:szCs w:val="20"/>
         </w:rPr>
-        <w:t xml:space="preserve">※ SLA 목표는 예시이며 실적에 따라 확정.</w:t>
+        <w:t xml:space="preserve">※ SLA 목표는 연계 실적에 따라 연 1회 재검토한다.</w:t>
       </w:r>
     </w:p>
     <w:p>
@@ -15189,6 +15190,16 @@
       </w:rPr>
       <w:t xml:space="preserve">물류센터 업무·시스템 연계기술서</w:t>
     </w:r>
+  </w:p>
+</w:hdr>
+</file>
+
+<file path=word/header2.xml><?xml version="1.0" encoding="utf-8"?>
+<w:hdr xmlns:m="http://schemas.openxmlformats.org/officeDocument/2006/math" xmlns:mc="http://schemas.openxmlformats.org/markup-compatibility/2006" xmlns:mo="http://schemas.microsoft.com/office/mac/office/2008/main" xmlns:mv="urn:schemas-microsoft-com:mac:vml" xmlns:o="urn:schemas-microsoft-com:office:office" xmlns:r="http://schemas.openxmlformats.org/officeDocument/2006/relationships" xmlns:v="urn:schemas-microsoft-com:vml" xmlns:w10="urn:schemas-microsoft-com:office:word" xmlns:w14="http://schemas.microsoft.com/office/word/2010/wordml" xmlns:w="http://schemas.openxmlformats.org/wordprocessingml/2006/main" xmlns:wne="http://schemas.microsoft.com/office/word/2006/wordml" xmlns:wp14="http://schemas.microsoft.com/office/word/2010/wordprocessingDrawing" xmlns:wp="http://schemas.openxmlformats.org/drawingml/2006/wordprocessingDrawing" xmlns:wpc="http://schemas.microsoft.com/office/word/2010/wordprocessingCanvas" xmlns:wpg="http://schemas.microsoft.com/office/word/2010/wordprocessingGroup" xmlns:wpi="http://schemas.microsoft.com/office/word/2010/wordprocessingInk" xmlns:wps="http://schemas.microsoft.com/office/word/2010/wordprocessingShape" mc:Ignorable="w14 wp14">
+  <w:p>
+    <w:pPr>
+      <w:pStyle w:val="Header"/>
+    </w:pPr>
   </w:p>
 </w:hdr>
 </file>

--- a/작성 서류 - yun/2_업무-시스템_연계기술서_영종센터.docx
+++ b/작성 서류 - yun/2_업무-시스템_연계기술서_영종센터.docx
@@ -203,7 +203,7 @@
           <w:sz w:val="18"/>
           <w:szCs w:val="18"/>
         </w:rPr>
-        <w:t xml:space="preserve">작성일  </w:t>
+        <w:t xml:space="preserve">작성일  2026-10-31</w:t>
       </w:r>
       <w:r>
         <w:rPr>
@@ -212,7 +212,7 @@
           <w:sz w:val="18"/>
           <w:szCs w:val="18"/>
         </w:rPr>
-        <w:t xml:space="preserve">2026-09-30</w:t>
+        <w:t xml:space="preserve"/>
       </w:r>
     </w:p>
     <w:p>

--- a/작성 서류 - yun/2_업무-시스템_연계기술서_영종센터.docx
+++ b/작성 서류 - yun/2_업무-시스템_연계기술서_영종센터.docx
@@ -1664,42 +1664,36 @@
     </w:p>
     <w:p>
       <w:pPr>
-        <w:spacing w:after="40" w:before="100"/>
+        <w:spacing w:before="120" w:after="60"/>
         <w:jc w:val="center"/>
       </w:pPr>
       <w:r>
         <w:drawing>
-          <wp:inline distT="0" distB="0" distL="0" distR="0">
-            <wp:extent cx="5619750" cy="2590800"/>
-            <wp:effectExtent t="0" r="0" b="0" l="0"/>
-            <wp:docPr id="1" name="" descr="" title=""/>
+          <wp:inline xmlns:a="http://schemas.openxmlformats.org/drawingml/2006/main" xmlns:pic="http://schemas.openxmlformats.org/drawingml/2006/picture">
+            <wp:extent cx="5731510" cy="3556553"/>
+            <wp:docPr id="2" name="Picture 2"/>
             <wp:cNvGraphicFramePr>
-              <a:graphicFrameLocks xmlns:a="http://schemas.openxmlformats.org/drawingml/2006/main" noChangeAspect="1"/>
+              <a:graphicFrameLocks noChangeAspect="1"/>
             </wp:cNvGraphicFramePr>
-            <a:graphic xmlns:a="http://schemas.openxmlformats.org/drawingml/2006/main">
+            <a:graphic>
               <a:graphicData uri="http://schemas.openxmlformats.org/drawingml/2006/picture">
-                <pic:pic xmlns:pic="http://schemas.openxmlformats.org/drawingml/2006/picture">
+                <pic:pic>
                   <pic:nvPicPr>
-                    <pic:cNvPr id="0" name="" descr=""/>
-                    <pic:cNvPicPr>
-                      <a:picLocks noChangeAspect="1" noChangeArrowheads="1"/>
-                    </pic:cNvPicPr>
+                    <pic:cNvPr id="0" name="fig2-1.png"/>
+                    <pic:cNvPicPr/>
                   </pic:nvPicPr>
                   <pic:blipFill>
-                    <a:blip r:embed="rId10" cstate="none"/>
-                    <a:srcRect/>
+                    <a:blip r:embed="rId13"/>
                     <a:stretch>
                       <a:fillRect/>
                     </a:stretch>
                   </pic:blipFill>
-                  <pic:spPr bwMode="auto">
+                  <pic:spPr>
                     <a:xfrm>
                       <a:off x="0" y="0"/>
-                      <a:ext cx="5619750" cy="2590800"/>
+                      <a:ext cx="5731510" cy="3556553"/>
                     </a:xfrm>
-                    <a:prstGeom prst="rect">
-                      <a:avLst/>
-                    </a:prstGeom>
+                    <a:prstGeom prst="rect"/>
                   </pic:spPr>
                 </pic:pic>
               </a:graphicData>
@@ -1716,9 +1710,7 @@
       <w:r>
         <w:rPr>
           <w:rFonts w:ascii="맑은 고딕" w:cs="맑은 고딕" w:eastAsia="맑은 고딕" w:hAnsi="맑은 고딕"/>
-          <w:i/>
-          <w:iCs/>
-          <w:color w:val="9AA5B1"/>
+          <w:color w:val="404040"/>
           <w:sz w:val="16"/>
           <w:szCs w:val="16"/>
         </w:rPr>

--- a/작성 서류 - yun/2_업무-시스템_연계기술서_영종센터.docx
+++ b/작성 서류 - yun/2_업무-시스템_연계기술서_영종센터.docx
@@ -1343,7 +1343,7 @@
                 <w:sz w:val="18"/>
                 <w:szCs w:val="18"/>
               </w:rPr>
-              <w:t xml:space="preserve">DAS·3D Sorter·PTL·DWS·물류 소터</w:t>
+              <w:t>3D Sorter·PTL·DWS·물류 소터</w:t>
             </w:r>
           </w:p>
         </w:tc>
@@ -3420,7 +3420,7 @@
           <w:sz w:val="20"/>
           <w:szCs w:val="20"/>
         </w:rPr>
-        <w:t xml:space="preserve">Smartship이 주문을 수집·검증하고 재고를 할당하여 SW로 출하지시를 전달한다. SW는 피킹리스트를 생성하고 설비(DAS·PTL 등)와 연계해 피킹·검수·패킹·출고를 수행한 뒤, 출고 화물을 화물 입고 작업으로 넘긴다.</w:t>
+        <w:t>Smartship이 주문을 수집·검증하고 재고를 할당하여 SW로 출하지시를 전달한다. SW는 피킹리스트를 생성하고 설비(PTL·3D Sorter 등)와 연계해 피킹·검수·패킹·출고를 수행한 뒤, 출고 화물을 화물 입고 작업으로 넘긴다.</w:t>
       </w:r>
     </w:p>
     <w:p>
@@ -5135,7 +5135,7 @@
                 <w:sz w:val="18"/>
                 <w:szCs w:val="18"/>
               </w:rPr>
-              <w:t xml:space="preserve">총량피킹 분배</w:t>
+              <w:t>총량피킹 분류</w:t>
             </w:r>
           </w:p>
         </w:tc>
@@ -5193,7 +5193,7 @@
                 <w:sz w:val="18"/>
                 <w:szCs w:val="18"/>
               </w:rPr>
-              <w:t xml:space="preserve">DAS</w:t>
+              <w:t>3D Sorter·PTL</w:t>
             </w:r>
           </w:p>
         </w:tc>
@@ -5251,7 +5251,7 @@
                 <w:sz w:val="18"/>
                 <w:szCs w:val="18"/>
               </w:rPr>
-              <w:t xml:space="preserve">주문별 분배 지시</w:t>
+              <w:t>주문별 분류 지시</w:t>
             </w:r>
           </w:p>
         </w:tc>
@@ -12587,7 +12587,7 @@
                 <w:sz w:val="18"/>
                 <w:szCs w:val="18"/>
               </w:rPr>
-              <w:t xml:space="preserve">소터·DAS 오류</w:t>
+              <w:t>소터·PTL 오류</w:t>
             </w:r>
           </w:p>
         </w:tc>
@@ -14810,7 +14810,7 @@
                 <w:sz w:val="18"/>
                 <w:szCs w:val="18"/>
               </w:rPr>
-              <w:t xml:space="preserve">소터·DAS·PTL·DWS 이상</w:t>
+              <w:t>소터·PTL·DWS 이상</w:t>
             </w:r>
           </w:p>
         </w:tc>
